--- a/BT LÍ THUYẾT STACK&QUEUE.docx
+++ b/BT LÍ THUYẾT STACK&QUEUE.docx
@@ -79,20 +79,9 @@
       <w:r>
         <w:rPr>
           <w:rFonts w:ascii="Times New Roman" w:hAnsi="Times New Roman" w:cs="Times New Roman"/>
-          <w:i/>
-          <w:iCs/>
           <w:color w:val="000000" w:themeColor="text1"/>
         </w:rPr>
-        <w:t>O</w:t>
-      </w:r>
-      <w:r>
-        <w:rPr>
-          <w:rFonts w:ascii="Times New Roman" w:hAnsi="Times New Roman" w:cs="Times New Roman"/>
-          <w:i/>
-          <w:iCs/>
-          <w:color w:val="000000" w:themeColor="text1"/>
-        </w:rPr>
-        <w:t>(n)</w:t>
+        <w:t>O(n)</w:t>
       </w:r>
     </w:p>
     <w:p>
@@ -111,20 +100,9 @@
       <w:r>
         <w:rPr>
           <w:rFonts w:ascii="Times New Roman" w:hAnsi="Times New Roman" w:cs="Times New Roman"/>
-          <w:i/>
-          <w:iCs/>
           <w:color w:val="000000" w:themeColor="text1"/>
         </w:rPr>
-        <w:t>O</w:t>
-      </w:r>
-      <w:r>
-        <w:rPr>
-          <w:rFonts w:ascii="Times New Roman" w:hAnsi="Times New Roman" w:cs="Times New Roman"/>
-          <w:i/>
-          <w:iCs/>
-          <w:color w:val="000000" w:themeColor="text1"/>
-        </w:rPr>
-        <w:t>(n)</w:t>
+        <w:t>O(n)</w:t>
       </w:r>
     </w:p>
     <w:sectPr>
@@ -838,6 +816,7 @@
   <w:style w:type="character" w:default="1" w:styleId="DefaultParagraphFont">
     <w:name w:val="Default Paragraph Font"/>
     <w:uiPriority w:val="1"/>
+    <w:semiHidden/>
     <w:unhideWhenUsed/>
   </w:style>
   <w:style w:type="table" w:default="1" w:styleId="TableNormal">
